--- a/cv.docx
+++ b/cv.docx
@@ -742,7 +742,7 @@
           <w:szCs w:val="24"/>
           <w:rtl w:val="0"/>
         </w:rPr>
-        <w:t xml:space="preserve">ith Latika Chaudhary, Sriya Iyer and Jared Rubin, </w:t>
+        <w:t xml:space="preserve">ith Latika Chaudhary, Jared Rubin and Sriya Iyer, </w:t>
       </w:r>
       <w:r>
         <w:rPr>

--- a/cv.docx
+++ b/cv.docx
@@ -2163,6 +2163,57 @@
         <w:t xml:space="preserve">, CEPR Discussion Paper, 2026 – </w:t>
       </w:r>
       <w:hyperlink r:id="rId27">
+        <w:r>
+          <w:rPr>
+            <w:rFonts w:ascii="Cambria" w:cs="Cambria" w:eastAsia="Cambria" w:hAnsi="Cambria"/>
+            <w:i w:val="1"/>
+            <w:iCs w:val="1"/>
+            <w:color w:val="0563c1"/>
+            <w:sz w:val="24"/>
+            <w:szCs w:val="24"/>
+            <w:u w:val="single"/>
+            <w:rtl w:val="0"/>
+          </w:rPr>
+          <w:t xml:space="preserve">link</w:t>
+        </w:r>
+      </w:hyperlink>
+    </w:p>
+    <w:p>
+      <w:pPr>
+        <w:spacing w:after="114" w:before="114" w:line="240" w:lineRule="auto"/>
+        <w:jc w:val="both"/>
+        <w:rPr>
+          <w:rFonts w:ascii="Cambria" w:cs="Cambria" w:eastAsia="Cambria" w:hAnsi="Cambria"/>
+          <w:sz w:val="24"/>
+          <w:szCs w:val="24"/>
+        </w:rPr>
+      </w:pPr>
+      <w:r>
+        <w:rPr>
+          <w:rFonts w:ascii="Cambria" w:hAnsi="Cambria" w:cs="Cambria"/>
+          <w:sz w:val="24"/>
+          <w:szCs w:val="24"/>
+        </w:rPr>
+        <w:t xml:space="preserve">‘Preferences, discrimination, and occupational segregation’</w:t>
+      </w:r>
+      <w:r>
+        <w:rPr>
+          <w:rFonts w:ascii="Cambria" w:hAnsi="Cambria" w:cs="Cambria"/>
+          <w:i/>
+          <w:sz w:val="24"/>
+          <w:szCs w:val="24"/>
+        </w:rPr>
+        <w:t xml:space="preserve"> with Girish Bahal and Jan Feld</w:t>
+      </w:r>
+      <w:r>
+        <w:rPr>
+          <w:rFonts w:ascii="Cambria" w:hAnsi="Cambria" w:cs="Cambria"/>
+          <w:sz w:val="24"/>
+          <w:szCs w:val="24"/>
+        </w:rPr>
+        <w:t xml:space="preserve">, IZA Discussion Paper, 2026 – </w:t>
+      </w:r>
+      <w:hyperlink r:id="rId29">
         <w:r>
           <w:rPr>
             <w:rFonts w:ascii="Cambria" w:cs="Cambria" w:eastAsia="Cambria" w:hAnsi="Cambria"/>
